--- a/tests/golden/stage83/variant_001_report.docx
+++ b/tests/golden/stage83/variant_001_report.docx
@@ -314,7 +314,7 @@
               <w:pStyle w:val="ResultClassification"/>
             </w:pPr>
             <w:r>
-              <w:t>Uncertain significance</w:t>
+              <w:t>Not independently determined</w:t>
             </w:r>
           </w:p>
           <w:p>
@@ -322,7 +322,7 @@
               <w:pStyle w:val="ResultSource"/>
             </w:pPr>
             <w:r>
-              <w:t>Source: NCBI ClinVar</w:t>
+              <w:t>Source: No independent application classification</w:t>
             </w:r>
           </w:p>
         </w:tc>
@@ -1363,7 +1363,7 @@
                 <w:sz w:val="19"/>
                 <w:u w:val="none"/>
               </w:rPr>
-              <w:t>NCBI ClinVar: Uncertain significance (criteria provided, single submitter)</w:t>
+              <w:t>NCBI ClinVar: Uncertain significance (VUS) (criteria provided, single submitter)</w:t>
               <w:br/>
               <w:t>GeneBe: Automated uncertain significance (automated annotation only)</w:t>
             </w:r>
@@ -1463,7 +1463,7 @@
         <w:pStyle w:val="ReportBody"/>
       </w:pPr>
       <w:r>
-        <w:t>The retained sources provide uncertain-significance context without an independently adjudicated application classification. Reviewer-confirmed classification: Not available. ClinVar classification: Uncertain significance. Automated classification context: GeneBe automated uncertain significance. Conflict status: none. Sources: NCBI ClinVar, GeneBe automated annotation. The application has not independently adjudicated an ACMG/AMP classification.</w:t>
+        <w:t>The retained sources provide uncertain-significance context without an independently adjudicated application classification. Reviewer-confirmed classification: Not available. ClinVar classification: Uncertain significance (VUS). Automated classification context: GeneBe automated uncertain significance. Conflict status: none. Sources: NCBI ClinVar, GeneBe automated annotation. The application has not independently adjudicated an ACMG/AMP classification.</w:t>
       </w:r>
     </w:p>
     <w:p>

--- a/tests/golden/stage83/variant_001_report.docx
+++ b/tests/golden/stage83/variant_001_report.docx
@@ -248,7 +248,7 @@
         <w:pStyle w:val="ReportBody"/>
       </w:pPr>
       <w:r>
-        <w:t>Allele-level evidence synthesis for an already filtered variant; this application did not perform sequencing or genome-wide prioritization.</w:t>
+        <w:t>Allele-level evidence synthesis for an already filtered variant; this application did not perform sequencing or genome-wide prioritization. Call quality — QUAL: 99; FILTER: PASS; state: passed.</w:t>
       </w:r>
     </w:p>
     <w:p>

--- a/tests/golden/stage83/variant_001_report.docx
+++ b/tests/golden/stage83/variant_001_report.docx
@@ -314,7 +314,7 @@
               <w:pStyle w:val="ResultClassification"/>
             </w:pPr>
             <w:r>
-              <w:t>Not independently determined</w:t>
+              <w:t>System classification: Not independently determined</w:t>
             </w:r>
           </w:p>
           <w:p>

--- a/tests/golden/stage83/variant_001_report.docx
+++ b/tests/golden/stage83/variant_001_report.docx
@@ -256,7 +256,7 @@
         <w:pStyle w:val="MajorHeading"/>
       </w:pPr>
       <w:r>
-        <w:t>Conclusive Result(s):</w:t>
+        <w:t>Variant and source classification context:</w:t>
       </w:r>
     </w:p>
     <w:tbl>
@@ -266,8 +266,8 @@
         <w:tblLayout w:type="fixed"/>
         <w:tblLook w:firstColumn="1" w:firstRow="1" w:lastColumn="0" w:lastRow="0" w:noHBand="0" w:noVBand="1" w:val="04A0"/>
         <w:tblInd w:w="200" w:type="dxa"/>
-        <w:tblCaption w:val="Conclusive result for one accepted allele"/>
-        <w:tblDescription w:val="Conclusive result for one accepted allele"/>
+        <w:tblCaption w:val="Variant and source classification context for one accepted allele"/>
+        <w:tblDescription w:val="Variant and source classification context for one accepted allele"/>
         <w:tblBorders>
           <w:top w:val="single" w:sz="16" w:space="0" w:color="C00000"/>
           <w:left w:val="single" w:sz="16" w:space="0" w:color="C00000"/>

--- a/tests/golden/stage83/variant_001_report.docx
+++ b/tests/golden/stage83/variant_001_report.docx
@@ -248,7 +248,7 @@
         <w:pStyle w:val="ReportBody"/>
       </w:pPr>
       <w:r>
-        <w:t>Allele-level evidence synthesis for an already filtered variant; this application did not perform sequencing or genome-wide prioritization. Call quality — QUAL: 99; FILTER: PASS; state: passed.</w:t>
+        <w:t>Allele-level evidence synthesis for an already filtered variant; this application did not perform sequencing or genome-wide prioritization.</w:t>
       </w:r>
     </w:p>
     <w:p>
@@ -256,7 +256,7 @@
         <w:pStyle w:val="MajorHeading"/>
       </w:pPr>
       <w:r>
-        <w:t>Variant and source classification context:</w:t>
+        <w:t>Conclusive Result(s):</w:t>
       </w:r>
     </w:p>
     <w:tbl>
@@ -266,8 +266,8 @@
         <w:tblLayout w:type="fixed"/>
         <w:tblLook w:firstColumn="1" w:firstRow="1" w:lastColumn="0" w:lastRow="0" w:noHBand="0" w:noVBand="1" w:val="04A0"/>
         <w:tblInd w:w="200" w:type="dxa"/>
-        <w:tblCaption w:val="Variant and source classification context for one accepted allele"/>
-        <w:tblDescription w:val="Variant and source classification context for one accepted allele"/>
+        <w:tblCaption w:val="Conclusive result for one accepted allele"/>
+        <w:tblDescription w:val="Conclusive result for one accepted allele"/>
         <w:tblBorders>
           <w:top w:val="single" w:sz="16" w:space="0" w:color="C00000"/>
           <w:left w:val="single" w:sz="16" w:space="0" w:color="C00000"/>
@@ -314,7 +314,7 @@
               <w:pStyle w:val="ResultClassification"/>
             </w:pPr>
             <w:r>
-              <w:t>System classification: Not independently determined</w:t>
+              <w:t>Not independently determined</w:t>
             </w:r>
           </w:p>
           <w:p>
